--- a/zhs/docx/040.content.docx
+++ b/zhs/docx/040.content.docx
@@ -218,36 +218,24 @@
         </w:rPr>
         <w:t>是男人和女人都有穿的衣服。 这是一种衬衫，可以延伸到膝盖或脚踝。 人们可以用羊毛或亚麻布制成内袍。 人们通常在外袍外面穿著一条腰带，绑在腰上。 男人可能会把他们的剑放在他们内袍的腰带中。 人们在外衣——如</w:t>
       </w:r>
-      <w:hyperlink r:id="rId13">
-        <w:r>
-          <w:rPr>
-            <w:lang w:val="zh_CN" w:bidi="zh_CN"/>
-          </w:rPr>
-          <w:rPr>
-            <w:color w:val="0000EE"/>
-            <w:u w:val="single"/>
-          </w:rPr>
-          <w:t>外袍</w:t>
-        </w:r>
-      </w:hyperlink>
+      <w:r>
+        <w:rPr>
+          <w:lang w:val="zh_CN" w:bidi="zh_CN"/>
+        </w:rPr>
+        <w:t>外袍</w:t>
+      </w:r>
       <w:r>
         <w:rPr>
           <w:lang w:val="zh_CN" w:bidi="zh_CN"/>
         </w:rPr>
         <w:t>或</w:t>
       </w:r>
-      <w:hyperlink r:id="rId14">
-        <w:r>
-          <w:rPr>
-            <w:lang w:val="zh_CN" w:bidi="zh_CN"/>
-          </w:rPr>
-          <w:rPr>
-            <w:color w:val="0000EE"/>
-            <w:u w:val="single"/>
-          </w:rPr>
-          <w:t>外衣</w:t>
-        </w:r>
-      </w:hyperlink>
+      <w:r>
+        <w:rPr>
+          <w:lang w:val="zh_CN" w:bidi="zh_CN"/>
+        </w:rPr>
+        <w:t>外衣</w:t>
+      </w:r>
       <w:r>
         <w:rPr>
           <w:lang w:val="zh_CN" w:bidi="zh_CN"/>
@@ -321,7 +309,7 @@
           <w:lang w:val="zh_CN" w:bidi="zh_CN"/>
         </w:rPr>
       </w:r>
-      <w:hyperlink r:id="rId15">
+      <w:hyperlink r:id="rId13">
         <w:r>
           <w:rPr>
             <w:lang w:val="zh_CN" w:bidi="zh_CN"/>
@@ -394,72 +382,48 @@
         </w:rPr>
         <w:t>指某人做某事的能力，或他们的体力。 "</w:t>
       </w:r>
-      <w:hyperlink r:id="rId16">
-        <w:r>
-          <w:rPr>
-            <w:lang w:val="zh_CN" w:bidi="zh_CN"/>
-          </w:rPr>
-          <w:rPr>
-            <w:color w:val="0000EE"/>
-            <w:u w:val="single"/>
-          </w:rPr>
-          <w:t>心</w:t>
-        </w:r>
-      </w:hyperlink>
+      <w:r>
+        <w:rPr>
+          <w:lang w:val="zh_CN" w:bidi="zh_CN"/>
+        </w:rPr>
+        <w:t>心</w:t>
+      </w:r>
       <w:r>
         <w:rPr>
           <w:lang w:val="zh_CN" w:bidi="zh_CN"/>
         </w:rPr>
         <w:t>、</w:t>
       </w:r>
-      <w:hyperlink r:id="rId17">
-        <w:r>
-          <w:rPr>
-            <w:lang w:val="zh_CN" w:bidi="zh_CN"/>
-          </w:rPr>
-          <w:rPr>
-            <w:color w:val="0000EE"/>
-            <w:u w:val="single"/>
-          </w:rPr>
-          <w:t>灵魂</w:t>
-        </w:r>
-      </w:hyperlink>
+      <w:r>
+        <w:rPr>
+          <w:lang w:val="zh_CN" w:bidi="zh_CN"/>
+        </w:rPr>
+        <w:t>灵魂</w:t>
+      </w:r>
       <w:r>
         <w:rPr>
           <w:lang w:val="zh_CN" w:bidi="zh_CN"/>
         </w:rPr>
         <w:t>、</w:t>
       </w:r>
-      <w:hyperlink r:id="rId18">
-        <w:r>
-          <w:rPr>
-            <w:lang w:val="zh_CN" w:bidi="zh_CN"/>
-          </w:rPr>
-          <w:rPr>
-            <w:color w:val="0000EE"/>
-            <w:u w:val="single"/>
-          </w:rPr>
-          <w:t>心意</w:t>
-        </w:r>
-      </w:hyperlink>
+      <w:r>
+        <w:rPr>
+          <w:lang w:val="zh_CN" w:bidi="zh_CN"/>
+        </w:rPr>
+        <w:t>心意</w:t>
+      </w:r>
       <w:r>
         <w:rPr>
           <w:lang w:val="zh_CN" w:bidi="zh_CN"/>
         </w:rPr>
         <w:t>和</w:t>
       </w:r>
-      <w:hyperlink r:id="rId19">
-        <w:r>
-          <w:rPr>
-            <w:lang w:val="zh_CN" w:bidi="zh_CN"/>
-          </w:rPr>
-          <w:rPr>
-            <w:color w:val="0000EE"/>
-            <w:u w:val="single"/>
-          </w:rPr>
-          <w:t>力量</w:t>
-        </w:r>
-      </w:hyperlink>
+      <w:r>
+        <w:rPr>
+          <w:lang w:val="zh_CN" w:bidi="zh_CN"/>
+        </w:rPr>
+        <w:t>力量</w:t>
+      </w:r>
       <w:r>
         <w:rPr>
           <w:lang w:val="zh_CN" w:bidi="zh_CN"/>
@@ -519,7 +483,7 @@
           <w:lang w:val="zh_CN" w:bidi="zh_CN"/>
         </w:rPr>
       </w:r>
-      <w:hyperlink r:id="rId15">
+      <w:hyperlink r:id="rId13">
         <w:r>
           <w:rPr>
             <w:lang w:val="zh_CN" w:bidi="zh_CN"/>

--- a/zhs/docx/040.content.docx
+++ b/zhs/docx/040.content.docx
@@ -283,77 +283,6 @@
         <w:rPr>
           <w:lang w:val="zh_CN" w:bidi="zh_CN"/>
         </w:rPr>
-        <w:t>里衣、内衣、内袍</w:t>
-      </w:r>
-      <w:r>
-        <w:rPr>
-          <w:lang w:val="zh_CN" w:bidi="zh_CN"/>
-        </w:rPr>
-      </w:r>
-    </w:p>
-    <w:p>
-      <w:pPr>
-        <w:pStyle w:val="Heading4"/>
-      </w:pPr>
-      <w:r>
-        <w:rPr>
-          <w:lang w:val="zh_CN" w:bidi="zh_CN"/>
-        </w:rPr>
-        <w:t>Audio Content</w:t>
-      </w:r>
-    </w:p>
-    <w:p>
-      <w:pPr/>
-      <w:r>
-        <w:rPr>
-          <w:lang w:val="zh_CN" w:bidi="zh_CN"/>
-        </w:rPr>
-      </w:r>
-      <w:hyperlink r:id="rId13">
-        <w:r>
-          <w:rPr>
-            <w:lang w:val="zh_CN" w:bidi="zh_CN"/>
-          </w:rPr>
-          <w:rPr>
-            <w:color w:val="0000EE"/>
-            <w:u w:val="single"/>
-          </w:rPr>
-          <w:t>mp3 file</w:t>
-        </w:r>
-      </w:hyperlink>
-      <w:r>
-        <w:rPr>
-          <w:lang w:val="zh_CN" w:bidi="zh_CN"/>
-        </w:rPr>
-        <w:t xml:space="preserve"> (None KB)</w:t>
-      </w:r>
-      <w:r>
-        <w:rPr>
-          <w:lang w:val="zh_CN" w:bidi="zh_CN"/>
-        </w:rPr>
-      </w:r>
-      <w:r>
-        <w:rPr>
-          <w:lang w:val="zh_CN" w:bidi="zh_CN"/>
-        </w:rPr>
-      </w:r>
-    </w:p>
-    <w:p>
-      <w:pPr/>
-      <w:r>
-        <w:rPr>
-          <w:lang w:val="zh_CN" w:bidi="zh_CN"/>
-        </w:rPr>
-      </w:r>
-    </w:p>
-    <w:p>
-      <w:pPr>
-        <w:pStyle w:val="Heading2"/>
-      </w:pPr>
-      <w:r>
-        <w:rPr>
-          <w:lang w:val="zh_CN" w:bidi="zh_CN"/>
-        </w:rPr>
         <w:t>力量</w:t>
       </w:r>
       <w:r>
@@ -429,77 +358,6 @@
           <w:lang w:val="zh_CN" w:bidi="zh_CN"/>
         </w:rPr>
         <w:t>"这些词的共同作用是描述一个人的所有个性和能力。</w:t>
-      </w:r>
-      <w:r>
-        <w:rPr>
-          <w:lang w:val="zh_CN" w:bidi="zh_CN"/>
-        </w:rPr>
-      </w:r>
-      <w:r>
-        <w:rPr>
-          <w:lang w:val="zh_CN" w:bidi="zh_CN"/>
-        </w:rPr>
-      </w:r>
-    </w:p>
-    <w:p>
-      <w:pPr/>
-      <w:r>
-        <w:rPr>
-          <w:lang w:val="zh_CN" w:bidi="zh_CN"/>
-        </w:rPr>
-      </w:r>
-    </w:p>
-    <w:p>
-      <w:pPr>
-        <w:pStyle w:val="Heading2"/>
-      </w:pPr>
-      <w:r>
-        <w:rPr>
-          <w:lang w:val="zh_CN" w:bidi="zh_CN"/>
-        </w:rPr>
-        <w:t>力量</w:t>
-      </w:r>
-      <w:r>
-        <w:rPr>
-          <w:lang w:val="zh_CN" w:bidi="zh_CN"/>
-        </w:rPr>
-      </w:r>
-    </w:p>
-    <w:p>
-      <w:pPr>
-        <w:pStyle w:val="Heading4"/>
-      </w:pPr>
-      <w:r>
-        <w:rPr>
-          <w:lang w:val="zh_CN" w:bidi="zh_CN"/>
-        </w:rPr>
-        <w:t>Audio Content</w:t>
-      </w:r>
-    </w:p>
-    <w:p>
-      <w:pPr/>
-      <w:r>
-        <w:rPr>
-          <w:lang w:val="zh_CN" w:bidi="zh_CN"/>
-        </w:rPr>
-      </w:r>
-      <w:hyperlink r:id="rId13">
-        <w:r>
-          <w:rPr>
-            <w:lang w:val="zh_CN" w:bidi="zh_CN"/>
-          </w:rPr>
-          <w:rPr>
-            <w:color w:val="0000EE"/>
-            <w:u w:val="single"/>
-          </w:rPr>
-          <w:t>mp3 file</w:t>
-        </w:r>
-      </w:hyperlink>
-      <w:r>
-        <w:rPr>
-          <w:lang w:val="zh_CN" w:bidi="zh_CN"/>
-        </w:rPr>
-        <w:t xml:space="preserve"> (None KB)</w:t>
       </w:r>
       <w:r>
         <w:rPr>

--- a/zhs/docx/040.content.docx
+++ b/zhs/docx/040.content.docx
@@ -218,24 +218,36 @@
         </w:rPr>
         <w:t>是男人和女人都有穿的衣服。 这是一种衬衫，可以延伸到膝盖或脚踝。 人们可以用羊毛或亚麻布制成内袍。 人们通常在外袍外面穿著一条腰带，绑在腰上。 男人可能会把他们的剑放在他们内袍的腰带中。 人们在外衣——如</w:t>
       </w:r>
-      <w:r>
-        <w:rPr>
-          <w:lang w:val="zh_CN" w:bidi="zh_CN"/>
-        </w:rPr>
-        <w:t>外袍</w:t>
-      </w:r>
+      <w:hyperlink r:id="rId13">
+        <w:r>
+          <w:rPr>
+            <w:lang w:val="zh_CN" w:bidi="zh_CN"/>
+          </w:rPr>
+          <w:rPr>
+            <w:color w:val="0000EE"/>
+            <w:u w:val="single"/>
+          </w:rPr>
+          <w:t>外袍</w:t>
+        </w:r>
+      </w:hyperlink>
       <w:r>
         <w:rPr>
           <w:lang w:val="zh_CN" w:bidi="zh_CN"/>
         </w:rPr>
         <w:t>或</w:t>
       </w:r>
-      <w:r>
-        <w:rPr>
-          <w:lang w:val="zh_CN" w:bidi="zh_CN"/>
-        </w:rPr>
-        <w:t>外衣</w:t>
-      </w:r>
+      <w:hyperlink r:id="rId14">
+        <w:r>
+          <w:rPr>
+            <w:lang w:val="zh_CN" w:bidi="zh_CN"/>
+          </w:rPr>
+          <w:rPr>
+            <w:color w:val="0000EE"/>
+            <w:u w:val="single"/>
+          </w:rPr>
+          <w:t>外衣</w:t>
+        </w:r>
+      </w:hyperlink>
       <w:r>
         <w:rPr>
           <w:lang w:val="zh_CN" w:bidi="zh_CN"/>
@@ -311,48 +323,72 @@
         </w:rPr>
         <w:t>指某人做某事的能力，或他们的体力。 "</w:t>
       </w:r>
-      <w:r>
-        <w:rPr>
-          <w:lang w:val="zh_CN" w:bidi="zh_CN"/>
-        </w:rPr>
-        <w:t>心</w:t>
-      </w:r>
+      <w:hyperlink r:id="rId15">
+        <w:r>
+          <w:rPr>
+            <w:lang w:val="zh_CN" w:bidi="zh_CN"/>
+          </w:rPr>
+          <w:rPr>
+            <w:color w:val="0000EE"/>
+            <w:u w:val="single"/>
+          </w:rPr>
+          <w:t>心</w:t>
+        </w:r>
+      </w:hyperlink>
       <w:r>
         <w:rPr>
           <w:lang w:val="zh_CN" w:bidi="zh_CN"/>
         </w:rPr>
         <w:t>、</w:t>
       </w:r>
-      <w:r>
-        <w:rPr>
-          <w:lang w:val="zh_CN" w:bidi="zh_CN"/>
-        </w:rPr>
-        <w:t>灵魂</w:t>
-      </w:r>
+      <w:hyperlink r:id="rId16">
+        <w:r>
+          <w:rPr>
+            <w:lang w:val="zh_CN" w:bidi="zh_CN"/>
+          </w:rPr>
+          <w:rPr>
+            <w:color w:val="0000EE"/>
+            <w:u w:val="single"/>
+          </w:rPr>
+          <w:t>灵魂</w:t>
+        </w:r>
+      </w:hyperlink>
       <w:r>
         <w:rPr>
           <w:lang w:val="zh_CN" w:bidi="zh_CN"/>
         </w:rPr>
         <w:t>、</w:t>
       </w:r>
-      <w:r>
-        <w:rPr>
-          <w:lang w:val="zh_CN" w:bidi="zh_CN"/>
-        </w:rPr>
-        <w:t>心意</w:t>
-      </w:r>
+      <w:hyperlink r:id="rId17">
+        <w:r>
+          <w:rPr>
+            <w:lang w:val="zh_CN" w:bidi="zh_CN"/>
+          </w:rPr>
+          <w:rPr>
+            <w:color w:val="0000EE"/>
+            <w:u w:val="single"/>
+          </w:rPr>
+          <w:t>心意</w:t>
+        </w:r>
+      </w:hyperlink>
       <w:r>
         <w:rPr>
           <w:lang w:val="zh_CN" w:bidi="zh_CN"/>
         </w:rPr>
         <w:t>和</w:t>
       </w:r>
-      <w:r>
-        <w:rPr>
-          <w:lang w:val="zh_CN" w:bidi="zh_CN"/>
-        </w:rPr>
-        <w:t>力量</w:t>
-      </w:r>
+      <w:hyperlink r:id="rId18">
+        <w:r>
+          <w:rPr>
+            <w:lang w:val="zh_CN" w:bidi="zh_CN"/>
+          </w:rPr>
+          <w:rPr>
+            <w:color w:val="0000EE"/>
+            <w:u w:val="single"/>
+          </w:rPr>
+          <w:t>力量</w:t>
+        </w:r>
+      </w:hyperlink>
       <w:r>
         <w:rPr>
           <w:lang w:val="zh_CN" w:bidi="zh_CN"/>
